--- a/data/revised_2026-10_full/tracked/v2/Core_Mathematics/SS2.5_Area_of_Polygons/Core_Mathematics_Area_of_Polygons_FinalExplanation_TeacherKey_TRACKED.docx
+++ b/data/revised_2026-10_full/tracked/v2/Core_Mathematics/SS2.5_Area_of_Polygons/Core_Mathematics_Area_of_Polygons_FinalExplanation_TeacherKey_TRACKED.docx
@@ -232,7 +232,7 @@
               </w:rPr>
               <w:t xml:space="preserve">Driving question: How can we calculate the area of any polygon, no matter how many sides or how irregular, so that we can fairly divide the Kericho community land plot and solve other real Kenyan land and design problems? Answer each section in full sentences. Show all working for calculations, with units. Draw labelled diagrams where they help. Use what you observed and measured in Lessons 1 to 8: the Kericho plot, the Kisumu solar panel, the Mombasa courtyard and the Nakuru school shamba. Give a reason for every claim.</w:t>
             </w:r>
-            <w:ins w:id="9001" w:author="Claude (AI) - proposed" w:date="2026-10-15T20:14:16Z">
+            <w:ins w:id="9001" w:author="Claude (AI) - proposed" w:date="2026-10-18T00:27:44Z">
               <w:r>
                 <w:rPr>
                   <w:rFonts w:ascii="Arial" w:cs="Arial" w:eastAsia="Arial" w:hAnsi="Arial"/>
@@ -474,7 +474,7 @@
               </w:rPr>
               <w:t xml:space="preserve">Some pieces of the plot are quadrilaterals, and some triangles have a height that cannot be measured. (a) Write the area formulae you derived for the parallelogram, rhombus, trapezium and kite. For the parallelogram, explain how cutting and rearranging it shows its formula. (b) In Kisumu, a triangular solar panel has two sides of 5 m and 7 m with an included angle of 58°. Explain why A = ½bh is hard to use here. (c) Derive the formula A = ½ab sin C from A = ½bh, then calculate the area of the panel. Give your answer to 2 decimal places.</w:t>
             </w:r>
-            <w:ins w:id="9002" w:author="Claude (AI) - proposed" w:date="2026-10-15T20:14:16Z">
+            <w:ins w:id="9002" w:author="Claude (AI) - proposed" w:date="2026-10-18T00:27:44Z">
               <w:r>
                 <w:rPr>
                   <w:rFonts w:ascii="Arial" w:cs="Arial" w:eastAsia="Arial" w:hAnsi="Arial"/>
@@ -522,7 +522,7 @@
               </w:rPr>
               <w:t xml:space="preserve">(a) Parallelogram: A = bh. Rhombus: A = ½d₁d₂. Trapezium: A = ½(a + b)h. Kite: A = ½d₁d₂. If I cut a triangle off one slanted end of the parallelogram and move it to the other end, I get a rectangle with the same base b and perpendicular height h, so A = bh. The rhombus and kite share a formula because </w:t>
             </w:r>
-            <w:del w:id="9003" w:author="Claude (AI) - proposed" w:date="2026-10-15T20:14:16Z">
+            <w:del w:id="9003" w:author="Claude (AI) - proposed" w:date="2026-10-18T00:27:44Z">
               <w:r>
                 <w:rPr>
                   <w:rFonts w:ascii="Arial" w:cs="Arial" w:eastAsia="Arial" w:hAnsi="Arial"/>
@@ -537,7 +537,7 @@
                 <w:delText xml:space="preserve">each is fixed by its two</w:delText>
               </w:r>
             </w:del>
-            <w:ins w:id="9004" w:author="Claude (AI) - proposed" w:date="2026-10-15T20:14:16Z">
+            <w:ins w:id="9004" w:author="Claude (AI) - proposed" w:date="2026-10-18T00:27:44Z">
               <w:r>
                 <w:rPr>
                   <w:rFonts w:ascii="Arial" w:cs="Arial" w:eastAsia="Arial" w:hAnsi="Arial"/>
@@ -565,7 +565,7 @@
               </w:rPr>
               <w:t xml:space="preserve"> diagonals. (b) The panel is mounted at an angle on the roof, so its perpendicular height cannot be measured directly. Only two sides and the angle between them are known. (c) Drop a perpendicular from </w:t>
             </w:r>
-            <w:del w:id="9005" w:author="Claude (AI) - proposed" w:date="2026-10-15T20:14:16Z">
+            <w:del w:id="9005" w:author="Claude (AI) - proposed" w:date="2026-10-18T00:27:44Z">
               <w:r>
                 <w:rPr>
                   <w:rFonts w:ascii="Arial" w:cs="Arial" w:eastAsia="Arial" w:hAnsi="Arial"/>
@@ -580,7 +580,7 @@
                 <w:delText xml:space="preserve">a vertex</w:delText>
               </w:r>
             </w:del>
-            <w:ins w:id="9006" w:author="Claude (AI) - proposed" w:date="2026-10-15T20:14:16Z">
+            <w:ins w:id="9006" w:author="Claude (AI) - proposed" w:date="2026-10-18T00:27:44Z">
               <w:r>
                 <w:rPr>
                   <w:rFonts w:ascii="Arial" w:cs="Arial" w:eastAsia="Arial" w:hAnsi="Arial"/>
@@ -608,7 +608,7 @@
               </w:rPr>
               <w:t xml:space="preserve"> to side b. In the right-angled triangle formed, sin C = h ÷ a, so h = a sin C. Substituting into A = ½bh gives A = ½b(a sin C) = ½ab sin C. For the panel: A = ½ × 5 × 7 × sin 58° = 17.5 × 0.8480 = 14.84 m² (calculator and mathematical tables give the same value). </w:t>
             </w:r>
-            <w:ins w:id="9007" w:author="Claude (AI) - proposed" w:date="2026-10-15T20:14:16Z">
+            <w:ins w:id="9007" w:author="Claude (AI) - proposed" w:date="2026-10-18T00:27:44Z">
               <w:r>
                 <w:rPr>
                   <w:rFonts w:ascii="Arial" w:cs="Arial" w:eastAsia="Arial" w:hAnsi="Arial"/>
@@ -636,7 +636,7 @@
               </w:rPr>
               <w:t xml:space="preserve">So every triangle in the Kericho plot can be solved from two sides and the included angle, </w:t>
             </w:r>
-            <w:ins w:id="9008" w:author="Claude (AI) - proposed" w:date="2026-10-15T20:14:16Z">
+            <w:ins w:id="9008" w:author="Claude (AI) - proposed" w:date="2026-10-18T00:27:44Z">
               <w:r>
                 <w:rPr>
                   <w:rFonts w:ascii="Arial" w:cs="Arial" w:eastAsia="Arial" w:hAnsi="Arial"/>
@@ -1307,7 +1307,7 @@
               <w:spacing w:after="40" w:before="0"/>
               <w:jc w:val="left"/>
             </w:pPr>
-            <w:del w:id="9009" w:author="Claude (AI) - proposed" w:date="2026-10-15T20:14:16Z">
+            <w:del w:id="9009" w:author="Claude (AI) - proposed" w:date="2026-10-18T00:27:44Z">
               <w:r>
                 <w:rPr>
                   <w:rFonts w:ascii="Arial" w:cs="Arial" w:eastAsia="Arial" w:hAnsi="Arial"/>
@@ -1322,7 +1322,7 @@
                 <w:delText xml:space="preserve">Clearly</w:delText>
               </w:r>
             </w:del>
-            <w:ins w:id="9010" w:author="Claude (AI) - proposed" w:date="2026-10-15T20:14:16Z">
+            <w:ins w:id="9010" w:author="Claude (AI) - proposed" w:date="2026-10-18T00:27:44Z">
               <w:r>
                 <w:rPr>
                   <w:rFonts w:ascii="Arial" w:cs="Arial" w:eastAsia="Arial" w:hAnsi="Arial"/>
@@ -1370,7 +1370,7 @@
               <w:spacing w:after="40" w:before="0"/>
               <w:jc w:val="left"/>
             </w:pPr>
-            <w:del w:id="9011" w:author="Claude (AI) - proposed" w:date="2026-10-15T20:14:16Z">
+            <w:del w:id="9011" w:author="Claude (AI) - proposed" w:date="2026-10-18T00:27:44Z">
               <w:r>
                 <w:rPr>
                   <w:rFonts w:ascii="Arial" w:cs="Arial" w:eastAsia="Arial" w:hAnsi="Arial"/>
@@ -1385,7 +1385,7 @@
                 <w:delText xml:space="preserve">Describes</w:delText>
               </w:r>
             </w:del>
-            <w:ins w:id="9012" w:author="Claude (AI) - proposed" w:date="2026-10-15T20:14:16Z">
+            <w:ins w:id="9012" w:author="Claude (AI) - proposed" w:date="2026-10-18T00:27:44Z">
               <w:r>
                 <w:rPr>
                   <w:rFonts w:ascii="Arial" w:cs="Arial" w:eastAsia="Arial" w:hAnsi="Arial"/>
@@ -1433,7 +1433,7 @@
               <w:spacing w:after="40" w:before="0"/>
               <w:jc w:val="left"/>
             </w:pPr>
-            <w:del w:id="9013" w:author="Claude (AI) - proposed" w:date="2026-10-15T20:14:16Z">
+            <w:del w:id="9013" w:author="Claude (AI) - proposed" w:date="2026-10-18T00:27:44Z">
               <w:r>
                 <w:rPr>
                   <w:rFonts w:ascii="Arial" w:cs="Arial" w:eastAsia="Arial" w:hAnsi="Arial"/>
@@ -1448,7 +1448,7 @@
                 <w:delText xml:space="preserve">Mentions</w:delText>
               </w:r>
             </w:del>
-            <w:ins w:id="9014" w:author="Claude (AI) - proposed" w:date="2026-10-15T20:14:16Z">
+            <w:ins w:id="9014" w:author="Claude (AI) - proposed" w:date="2026-10-18T00:27:44Z">
               <w:r>
                 <w:rPr>
                   <w:rFonts w:ascii="Arial" w:cs="Arial" w:eastAsia="Arial" w:hAnsi="Arial"/>
@@ -1531,7 +1531,7 @@
               <w:spacing w:after="40" w:before="0"/>
               <w:jc w:val="left"/>
             </w:pPr>
-            <w:del w:id="9015" w:author="Claude (AI) - proposed" w:date="2026-10-15T20:14:16Z">
+            <w:del w:id="9015" w:author="Claude (AI) - proposed" w:date="2026-10-18T00:27:44Z">
               <w:r>
                 <w:rPr>
                   <w:rFonts w:ascii="Arial" w:cs="Arial" w:eastAsia="Arial" w:hAnsi="Arial"/>
@@ -1546,7 +1546,7 @@
                 <w:delText xml:space="preserve">Recalls</w:delText>
               </w:r>
             </w:del>
-            <w:ins w:id="9016" w:author="Claude (AI) - proposed" w:date="2026-10-15T20:14:16Z">
+            <w:ins w:id="9016" w:author="Claude (AI) - proposed" w:date="2026-10-18T00:27:44Z">
               <w:r>
                 <w:rPr>
                   <w:rFonts w:ascii="Arial" w:cs="Arial" w:eastAsia="Arial" w:hAnsi="Arial"/>
@@ -1574,7 +1574,7 @@
               </w:rPr>
               <w:t xml:space="preserve"> all formulae correctly</w:t>
             </w:r>
-            <w:ins w:id="9017" w:author="Claude (AI) - proposed" w:date="2026-10-15T20:14:16Z">
+            <w:ins w:id="9017" w:author="Claude (AI) - proposed" w:date="2026-10-18T00:27:44Z">
               <w:r>
                 <w:rPr>
                   <w:rFonts w:ascii="Arial" w:cs="Arial" w:eastAsia="Arial" w:hAnsi="Arial"/>
@@ -1602,7 +1602,7 @@
               </w:rPr>
               <w:t xml:space="preserve">, derives A = ½ab sin C, and calculates 14.</w:t>
             </w:r>
-            <w:ins w:id="9018" w:author="Claude (AI) - proposed" w:date="2026-10-15T20:14:16Z">
+            <w:ins w:id="9018" w:author="Claude (AI) - proposed" w:date="2026-10-18T00:27:44Z">
               <w:r>
                 <w:rPr>
                   <w:rFonts w:ascii="Arial" w:cs="Arial" w:eastAsia="Arial" w:hAnsi="Arial"/>
@@ -1650,7 +1650,7 @@
               <w:spacing w:after="40" w:before="0"/>
               <w:jc w:val="left"/>
             </w:pPr>
-            <w:del w:id="9019" w:author="Claude (AI) - proposed" w:date="2026-10-15T20:14:16Z">
+            <w:del w:id="9019" w:author="Claude (AI) - proposed" w:date="2026-10-18T00:27:44Z">
               <w:r>
                 <w:rPr>
                   <w:rFonts w:ascii="Arial" w:cs="Arial" w:eastAsia="Arial" w:hAnsi="Arial"/>
@@ -1665,7 +1665,7 @@
                 <w:delText xml:space="preserve">Uses</w:delText>
               </w:r>
             </w:del>
-            <w:ins w:id="9020" w:author="Claude (AI) - proposed" w:date="2026-10-15T20:14:16Z">
+            <w:ins w:id="9020" w:author="Claude (AI) - proposed" w:date="2026-10-18T00:27:44Z">
               <w:r>
                 <w:rPr>
                   <w:rFonts w:ascii="Arial" w:cs="Arial" w:eastAsia="Arial" w:hAnsi="Arial"/>
@@ -1713,7 +1713,7 @@
               <w:spacing w:after="40" w:before="0"/>
               <w:jc w:val="left"/>
             </w:pPr>
-            <w:del w:id="9021" w:author="Claude (AI) - proposed" w:date="2026-10-15T20:14:16Z">
+            <w:del w:id="9021" w:author="Claude (AI) - proposed" w:date="2026-10-18T00:27:44Z">
               <w:r>
                 <w:rPr>
                   <w:rFonts w:ascii="Arial" w:cs="Arial" w:eastAsia="Arial" w:hAnsi="Arial"/>
@@ -1728,7 +1728,7 @@
                 <w:delText xml:space="preserve">Formulae</w:delText>
               </w:r>
             </w:del>
-            <w:ins w:id="9022" w:author="Claude (AI) - proposed" w:date="2026-10-15T20:14:16Z">
+            <w:ins w:id="9022" w:author="Claude (AI) - proposed" w:date="2026-10-18T00:27:44Z">
               <w:r>
                 <w:rPr>
                   <w:rFonts w:ascii="Arial" w:cs="Arial" w:eastAsia="Arial" w:hAnsi="Arial"/>
@@ -1811,7 +1811,7 @@
               <w:spacing w:after="40" w:before="0"/>
               <w:jc w:val="left"/>
             </w:pPr>
-            <w:del w:id="9023" w:author="Claude (AI) - proposed" w:date="2026-10-15T20:14:16Z">
+            <w:del w:id="9023" w:author="Claude (AI) - proposed" w:date="2026-10-18T00:27:44Z">
               <w:r>
                 <w:rPr>
                   <w:rFonts w:ascii="Arial" w:cs="Arial" w:eastAsia="Arial" w:hAnsi="Arial"/>
@@ -1826,7 +1826,7 @@
                 <w:delText xml:space="preserve">Explains</w:delText>
               </w:r>
             </w:del>
-            <w:ins w:id="9024" w:author="Claude (AI) - proposed" w:date="2026-10-15T20:14:16Z">
+            <w:ins w:id="9024" w:author="Claude (AI) - proposed" w:date="2026-10-18T00:27:44Z">
               <w:r>
                 <w:rPr>
                   <w:rFonts w:ascii="Arial" w:cs="Arial" w:eastAsia="Arial" w:hAnsi="Arial"/>
@@ -1874,7 +1874,7 @@
               <w:spacing w:after="40" w:before="0"/>
               <w:jc w:val="left"/>
             </w:pPr>
-            <w:del w:id="9025" w:author="Claude (AI) - proposed" w:date="2026-10-15T20:14:16Z">
+            <w:del w:id="9025" w:author="Claude (AI) - proposed" w:date="2026-10-18T00:27:44Z">
               <w:r>
                 <w:rPr>
                   <w:rFonts w:ascii="Arial" w:cs="Arial" w:eastAsia="Arial" w:hAnsi="Arial"/>
@@ -1889,7 +1889,7 @@
                 <w:delText xml:space="preserve">Gives</w:delText>
               </w:r>
             </w:del>
-            <w:ins w:id="9026" w:author="Claude (AI) - proposed" w:date="2026-10-15T20:14:16Z">
+            <w:ins w:id="9026" w:author="Claude (AI) - proposed" w:date="2026-10-18T00:27:44Z">
               <w:r>
                 <w:rPr>
                   <w:rFonts w:ascii="Arial" w:cs="Arial" w:eastAsia="Arial" w:hAnsi="Arial"/>
@@ -1937,7 +1937,7 @@
               <w:spacing w:after="40" w:before="0"/>
               <w:jc w:val="left"/>
             </w:pPr>
-            <w:del w:id="9027" w:author="Claude (AI) - proposed" w:date="2026-10-15T20:14:16Z">
+            <w:del w:id="9027" w:author="Claude (AI) - proposed" w:date="2026-10-18T00:27:44Z">
               <w:r>
                 <w:rPr>
                   <w:rFonts w:ascii="Arial" w:cs="Arial" w:eastAsia="Arial" w:hAnsi="Arial"/>
@@ -1952,7 +1952,7 @@
                 <w:delText xml:space="preserve">States</w:delText>
               </w:r>
             </w:del>
-            <w:ins w:id="9028" w:author="Claude (AI) - proposed" w:date="2026-10-15T20:14:16Z">
+            <w:ins w:id="9028" w:author="Claude (AI) - proposed" w:date="2026-10-18T00:27:44Z">
               <w:r>
                 <w:rPr>
                   <w:rFonts w:ascii="Arial" w:cs="Arial" w:eastAsia="Arial" w:hAnsi="Arial"/>
@@ -2035,7 +2035,7 @@
               <w:spacing w:after="40" w:before="0"/>
               <w:jc w:val="left"/>
             </w:pPr>
-            <w:del w:id="9029" w:author="Claude (AI) - proposed" w:date="2026-10-15T20:14:16Z">
+            <w:del w:id="9029" w:author="Claude (AI) - proposed" w:date="2026-10-18T00:27:44Z">
               <w:r>
                 <w:rPr>
                   <w:rFonts w:ascii="Arial" w:cs="Arial" w:eastAsia="Arial" w:hAnsi="Arial"/>
@@ -2050,7 +2050,7 @@
                 <w:delText xml:space="preserve">Clearly</w:delText>
               </w:r>
             </w:del>
-            <w:ins w:id="9030" w:author="Claude (AI) - proposed" w:date="2026-10-15T20:14:16Z">
+            <w:ins w:id="9030" w:author="Claude (AI) - proposed" w:date="2026-10-18T00:27:44Z">
               <w:r>
                 <w:rPr>
                   <w:rFonts w:ascii="Arial" w:cs="Arial" w:eastAsia="Arial" w:hAnsi="Arial"/>
@@ -2098,7 +2098,7 @@
               <w:spacing w:after="40" w:before="0"/>
               <w:jc w:val="left"/>
             </w:pPr>
-            <w:del w:id="9031" w:author="Claude (AI) - proposed" w:date="2026-10-15T20:14:16Z">
+            <w:del w:id="9031" w:author="Claude (AI) - proposed" w:date="2026-10-18T00:27:44Z">
               <w:r>
                 <w:rPr>
                   <w:rFonts w:ascii="Arial" w:cs="Arial" w:eastAsia="Arial" w:hAnsi="Arial"/>
@@ -2113,7 +2113,7 @@
                 <w:delText xml:space="preserve">Explains</w:delText>
               </w:r>
             </w:del>
-            <w:ins w:id="9032" w:author="Claude (AI) - proposed" w:date="2026-10-15T20:14:16Z">
+            <w:ins w:id="9032" w:author="Claude (AI) - proposed" w:date="2026-10-18T00:27:44Z">
               <w:r>
                 <w:rPr>
                   <w:rFonts w:ascii="Arial" w:cs="Arial" w:eastAsia="Arial" w:hAnsi="Arial"/>
@@ -2161,7 +2161,7 @@
               <w:spacing w:after="40" w:before="0"/>
               <w:jc w:val="left"/>
             </w:pPr>
-            <w:del w:id="9033" w:author="Claude (AI) - proposed" w:date="2026-10-15T20:14:16Z">
+            <w:del w:id="9033" w:author="Claude (AI) - proposed" w:date="2026-10-18T00:27:44Z">
               <w:r>
                 <w:rPr>
                   <w:rFonts w:ascii="Arial" w:cs="Arial" w:eastAsia="Arial" w:hAnsi="Arial"/>
@@ -2176,7 +2176,7 @@
                 <w:delText xml:space="preserve">Gives</w:delText>
               </w:r>
             </w:del>
-            <w:ins w:id="9034" w:author="Claude (AI) - proposed" w:date="2026-10-15T20:14:16Z">
+            <w:ins w:id="9034" w:author="Claude (AI) - proposed" w:date="2026-10-18T00:27:44Z">
               <w:r>
                 <w:rPr>
                   <w:rFonts w:ascii="Arial" w:cs="Arial" w:eastAsia="Arial" w:hAnsi="Arial"/>
@@ -2326,7 +2326,7 @@
         </w:rPr>
         <w:t xml:space="preserve">© 2026 SeaVuria and ARES. This work is licensed under a </w:t>
       </w:r>
-      <w:hyperlink w:history="1" r:id="rIdrvcis9juuhvhlc36wvtlw">
+      <w:hyperlink w:history="1" r:id="rIdouwcz3jcp1vn8pik__lsl">
         <w:r>
           <w:rPr>
             <w:rFonts w:ascii="Arial" w:cs="Arial" w:eastAsia="Arial" w:hAnsi="Arial"/>
@@ -2346,7 +2346,7 @@
         </w:rPr>
         <w:t xml:space="preserve"> (</w:t>
       </w:r>
-      <w:hyperlink w:history="1" r:id="rId_gsatdwac47hs8shacl9i">
+      <w:hyperlink w:history="1" r:id="rIdnoh-52ho7hcqen35cjtyx">
         <w:r>
           <w:rPr>
             <w:rFonts w:ascii="Arial" w:cs="Arial" w:eastAsia="Arial" w:hAnsi="Arial"/>
@@ -2366,7 +2366,7 @@
         </w:rPr>
         <w:t xml:space="preserve">). To view a copy of this license, visit </w:t>
       </w:r>
-      <w:hyperlink w:history="1" r:id="rIdpbf4kuzmb_2mfukpguuyt">
+      <w:hyperlink w:history="1" r:id="rIdhl0i5xufbu0hm67jdn772">
         <w:r>
           <w:rPr>
             <w:rFonts w:ascii="Arial" w:cs="Arial" w:eastAsia="Arial" w:hAnsi="Arial"/>
